--- a/ScanX_Project_Report.docx
+++ b/ScanX_Project_Report.docx
@@ -173,7 +173,23 @@
                                 <w:sz w:val="32"/>
                                 <w:szCs w:val="32"/>
                               </w:rPr>
-                              <w:t xml:space="preserve">Integrated Web Endpoint–Source Code </w:t>
+                              <w:t xml:space="preserve">Integrated </w:t>
+                            </w:r>
+                            <w:r>
+                              <w:rPr>
+                                <w:rFonts w:asciiTheme="majorHAnsi" w:hAnsiTheme="majorHAnsi"/>
+                                <w:sz w:val="32"/>
+                                <w:szCs w:val="32"/>
+                              </w:rPr>
+                              <w:t>Crawler</w:t>
+                            </w:r>
+                            <w:r>
+                              <w:rPr>
+                                <w:rFonts w:asciiTheme="majorHAnsi" w:hAnsiTheme="majorHAnsi"/>
+                                <w:sz w:val="32"/>
+                                <w:szCs w:val="32"/>
+                              </w:rPr>
+                              <w:t xml:space="preserve"> &amp; SAST Security </w:t>
                             </w:r>
                             <w:r>
                               <w:rPr>
@@ -182,7 +198,6 @@
                                 <w:szCs w:val="32"/>
                               </w:rPr>
                               <w:tab/>
-                              <w:t xml:space="preserve">        </w:t>
                             </w:r>
                             <w:r>
                               <w:rPr>
@@ -190,7 +205,16 @@
                                 <w:sz w:val="32"/>
                                 <w:szCs w:val="32"/>
                               </w:rPr>
-                              <w:t>Security Analysis and Correlation System</w:t>
+                              <w:tab/>
+                              <w:t xml:space="preserve">           </w:t>
+                            </w:r>
+                            <w:r>
+                              <w:rPr>
+                                <w:rFonts w:asciiTheme="majorHAnsi" w:hAnsiTheme="majorHAnsi"/>
+                                <w:sz w:val="32"/>
+                                <w:szCs w:val="32"/>
+                              </w:rPr>
+                              <w:t>Analysis and Correlation System</w:t>
                             </w:r>
                           </w:p>
                         </w:txbxContent>
@@ -256,7 +280,23 @@
                           <w:sz w:val="32"/>
                           <w:szCs w:val="32"/>
                         </w:rPr>
-                        <w:t xml:space="preserve">Integrated Web Endpoint–Source Code </w:t>
+                        <w:t xml:space="preserve">Integrated </w:t>
+                      </w:r>
+                      <w:r>
+                        <w:rPr>
+                          <w:rFonts w:asciiTheme="majorHAnsi" w:hAnsiTheme="majorHAnsi"/>
+                          <w:sz w:val="32"/>
+                          <w:szCs w:val="32"/>
+                        </w:rPr>
+                        <w:t>Crawler</w:t>
+                      </w:r>
+                      <w:r>
+                        <w:rPr>
+                          <w:rFonts w:asciiTheme="majorHAnsi" w:hAnsiTheme="majorHAnsi"/>
+                          <w:sz w:val="32"/>
+                          <w:szCs w:val="32"/>
+                        </w:rPr>
+                        <w:t xml:space="preserve"> &amp; SAST Security </w:t>
                       </w:r>
                       <w:r>
                         <w:rPr>
@@ -265,7 +305,6 @@
                           <w:szCs w:val="32"/>
                         </w:rPr>
                         <w:tab/>
-                        <w:t xml:space="preserve">        </w:t>
                       </w:r>
                       <w:r>
                         <w:rPr>
@@ -273,7 +312,16 @@
                           <w:sz w:val="32"/>
                           <w:szCs w:val="32"/>
                         </w:rPr>
-                        <w:t>Security Analysis and Correlation System</w:t>
+                        <w:tab/>
+                        <w:t xml:space="preserve">           </w:t>
+                      </w:r>
+                      <w:r>
+                        <w:rPr>
+                          <w:rFonts w:asciiTheme="majorHAnsi" w:hAnsiTheme="majorHAnsi"/>
+                          <w:sz w:val="32"/>
+                          <w:szCs w:val="32"/>
+                        </w:rPr>
+                        <w:t>Analysis and Correlation System</w:t>
                       </w:r>
                     </w:p>
                   </w:txbxContent>
@@ -301,16 +349,16 @@
           <w:sz w:val="11"/>
         </w:rPr>
         <w:drawing>
-          <wp:anchor distT="0" distB="0" distL="0" distR="0" simplePos="0" relativeHeight="251658243" behindDoc="1" locked="0" layoutInCell="1" allowOverlap="1" wp14:anchorId="165936F3" wp14:editId="2DA7CBC1">
+          <wp:anchor distT="0" distB="0" distL="0" distR="0" simplePos="0" relativeHeight="251658243" behindDoc="1" locked="0" layoutInCell="1" allowOverlap="1" wp14:anchorId="165936F3" wp14:editId="32CF6003">
             <wp:simplePos x="0" y="0"/>
             <wp:positionH relativeFrom="page">
-              <wp:posOffset>1004316</wp:posOffset>
+              <wp:posOffset>1019175</wp:posOffset>
             </wp:positionH>
             <wp:positionV relativeFrom="paragraph">
-              <wp:posOffset>104197</wp:posOffset>
+              <wp:posOffset>104140</wp:posOffset>
             </wp:positionV>
             <wp:extent cx="5450032" cy="93725"/>
-            <wp:effectExtent l="0" t="0" r="0" b="0"/>
+            <wp:effectExtent l="0" t="0" r="0" b="1905"/>
             <wp:wrapTopAndBottom/>
             <wp:docPr id="2" name="Image 2"/>
             <wp:cNvGraphicFramePr>
@@ -1811,19 +1859,13 @@
         <w:rPr>
           <w:b/>
         </w:rPr>
-        <w:t>Scan-X: A Prototype of a Simul</w:t>
+        <w:t xml:space="preserve">Scan-X: </w:t>
       </w:r>
       <w:r>
         <w:rPr>
           <w:b/>
         </w:rPr>
-        <w:t>a</w:t>
-      </w:r>
-      <w:r>
-        <w:rPr>
-          <w:b/>
-        </w:rPr>
-        <w:t>ted Dynamic Application Security Testing and AppSec Intelligence Platform</w:t>
+        <w:t>An Integrated DAST &amp; SAST Security Analysis and Correlation System</w:t>
       </w:r>
       <w:r>
         <w:t>” in</w:t>
@@ -1953,6 +1995,9 @@
       </w:r>
       <w:r>
         <w:t>of</w:t>
+      </w:r>
+      <w:r>
+        <w:t xml:space="preserve"> </w:t>
       </w:r>
       <w:r>
         <w:rPr>
